--- a/build/word/12-紹介動画台本.docx
+++ b/build/word/12-紹介動画台本.docx
@@ -2068,47 +2068,17 @@
     </w:p>
     <w:p>
       <w:pPr>
-        <w:spacing w:after="120"/>
+        <w:ind w:left="454"/>
       </w:pPr>
       <w:r>
         <w:rPr>
           <w:rFonts w:ascii="Meiryo" w:hAnsi="Meiryo" w:eastAsia="Meiryo"/>
           <w:b w:val="0"/>
           <w:i w:val="0"/>
-          <w:color w:val="1F2933"/>
-          <w:sz w:val="21"/>
-        </w:rPr>
-        <w:t>&gt;</w:t>
-      </w:r>
-    </w:p>
-    <w:p>
-      <w:pPr>
-        <w:ind w:left="454"/>
-      </w:pPr>
-      <w:r>
-        <w:rPr>
-          <w:rFonts w:ascii="Meiryo" w:hAnsi="Meiryo" w:eastAsia="Meiryo"/>
-          <w:b w:val="0"/>
-          <w:i w:val="0"/>
           <w:color w:val="1B3A5C"/>
           <w:sz w:val="21"/>
         </w:rPr>
         <w:t>私たちは、名古屋の子どもたちと、この街で暮らす外国にルーツを持つ子どもたち、そして世界の子どもたちが、ここで三日間を共に過ごす場をつくりました。</w:t>
-      </w:r>
-    </w:p>
-    <w:p>
-      <w:pPr>
-        <w:spacing w:after="120"/>
-      </w:pPr>
-      <w:r>
-        <w:rPr>
-          <w:rFonts w:ascii="Meiryo" w:hAnsi="Meiryo" w:eastAsia="Meiryo"/>
-          <w:b w:val="0"/>
-          <w:i w:val="0"/>
-          <w:color w:val="1F2933"/>
-          <w:sz w:val="21"/>
-        </w:rPr>
-        <w:t>&gt;</w:t>
       </w:r>
     </w:p>
     <w:p>
@@ -2367,47 +2337,17 @@
     </w:p>
     <w:p>
       <w:pPr>
-        <w:spacing w:after="120"/>
+        <w:ind w:left="454"/>
       </w:pPr>
       <w:r>
         <w:rPr>
           <w:rFonts w:ascii="Meiryo" w:hAnsi="Meiryo" w:eastAsia="Meiryo"/>
           <w:b w:val="0"/>
           <w:i w:val="0"/>
-          <w:color w:val="1F2933"/>
-          <w:sz w:val="21"/>
-        </w:rPr>
-        <w:t>&gt;</w:t>
-      </w:r>
-    </w:p>
-    <w:p>
-      <w:pPr>
-        <w:ind w:left="454"/>
-      </w:pPr>
-      <w:r>
-        <w:rPr>
-          <w:rFonts w:ascii="Meiryo" w:hAnsi="Meiryo" w:eastAsia="Meiryo"/>
-          <w:b w:val="0"/>
-          <w:i w:val="0"/>
           <w:color w:val="1B3A5C"/>
           <w:sz w:val="21"/>
         </w:rPr>
         <w:t>移動も、食事も、部屋も、三日間ずっと同じ相手です。</w:t>
-      </w:r>
-    </w:p>
-    <w:p>
-      <w:pPr>
-        <w:spacing w:after="120"/>
-      </w:pPr>
-      <w:r>
-        <w:rPr>
-          <w:rFonts w:ascii="Meiryo" w:hAnsi="Meiryo" w:eastAsia="Meiryo"/>
-          <w:b w:val="0"/>
-          <w:i w:val="0"/>
-          <w:color w:val="1F2933"/>
-          <w:sz w:val="21"/>
-        </w:rPr>
-        <w:t>&gt;</w:t>
       </w:r>
     </w:p>
     <w:p>
@@ -2681,17 +2621,17 @@
     </w:p>
     <w:p>
       <w:pPr>
-        <w:spacing w:after="120"/>
+        <w:ind w:left="454"/>
       </w:pPr>
       <w:r>
         <w:rPr>
           <w:rFonts w:ascii="Meiryo" w:hAnsi="Meiryo" w:eastAsia="Meiryo"/>
           <w:b w:val="0"/>
           <w:i w:val="0"/>
-          <w:color w:val="1F2933"/>
-          <w:sz w:val="21"/>
-        </w:rPr>
-        <w:t>&gt;</w:t>
+          <w:color w:val="1B3A5C"/>
+          <w:sz w:val="21"/>
+        </w:rPr>
+        <w:t>昼は、火をおこして、飯盒で米を炊きます。</w:t>
       </w:r>
     </w:p>
     <w:p>
@@ -2706,37 +2646,7 @@
           <w:color w:val="1B3A5C"/>
           <w:sz w:val="21"/>
         </w:rPr>
-        <w:t>昼は、火をおこして、飯盒で米を炊きます。</w:t>
-      </w:r>
-    </w:p>
-    <w:p>
-      <w:pPr>
-        <w:ind w:left="454"/>
-      </w:pPr>
-      <w:r>
-        <w:rPr>
-          <w:rFonts w:ascii="Meiryo" w:hAnsi="Meiryo" w:eastAsia="Meiryo"/>
-          <w:b w:val="0"/>
-          <w:i w:val="0"/>
-          <w:color w:val="1B3A5C"/>
-          <w:sz w:val="21"/>
-        </w:rPr>
         <w:t>川に入れば、もう国籍は関係ありません。</w:t>
-      </w:r>
-    </w:p>
-    <w:p>
-      <w:pPr>
-        <w:spacing w:after="120"/>
-      </w:pPr>
-      <w:r>
-        <w:rPr>
-          <w:rFonts w:ascii="Meiryo" w:hAnsi="Meiryo" w:eastAsia="Meiryo"/>
-          <w:b w:val="0"/>
-          <w:i w:val="0"/>
-          <w:color w:val="1F2933"/>
-          <w:sz w:val="21"/>
-        </w:rPr>
-        <w:t>&gt;</w:t>
       </w:r>
     </w:p>
     <w:p>
@@ -2990,17 +2900,17 @@
     </w:p>
     <w:p>
       <w:pPr>
-        <w:spacing w:after="120"/>
+        <w:ind w:left="454"/>
       </w:pPr>
       <w:r>
         <w:rPr>
           <w:rFonts w:ascii="Meiryo" w:hAnsi="Meiryo" w:eastAsia="Meiryo"/>
           <w:b w:val="0"/>
           <w:i w:val="0"/>
-          <w:color w:val="1F2933"/>
-          <w:sz w:val="21"/>
-        </w:rPr>
-        <w:t>&gt;</w:t>
+          <w:color w:val="1B3A5C"/>
+          <w:sz w:val="21"/>
+        </w:rPr>
+        <w:t>強いとは、打ち負かすことではない。</w:t>
       </w:r>
     </w:p>
     <w:p>
@@ -3015,37 +2925,7 @@
           <w:color w:val="1B3A5C"/>
           <w:sz w:val="21"/>
         </w:rPr>
-        <w:t>強いとは、打ち負かすことではない。</w:t>
-      </w:r>
-    </w:p>
-    <w:p>
-      <w:pPr>
-        <w:ind w:left="454"/>
-      </w:pPr>
-      <w:r>
-        <w:rPr>
-          <w:rFonts w:ascii="Meiryo" w:hAnsi="Meiryo" w:eastAsia="Meiryo"/>
-          <w:b w:val="0"/>
-          <w:i w:val="0"/>
-          <w:color w:val="1B3A5C"/>
-          <w:sz w:val="21"/>
-        </w:rPr>
         <w:t>この一言だけは、通訳が要りませんでした。</w:t>
-      </w:r>
-    </w:p>
-    <w:p>
-      <w:pPr>
-        <w:spacing w:after="120"/>
-      </w:pPr>
-      <w:r>
-        <w:rPr>
-          <w:rFonts w:ascii="Meiryo" w:hAnsi="Meiryo" w:eastAsia="Meiryo"/>
-          <w:b w:val="0"/>
-          <w:i w:val="0"/>
-          <w:color w:val="1F2933"/>
-          <w:sz w:val="21"/>
-        </w:rPr>
-        <w:t>&gt;</w:t>
       </w:r>
     </w:p>
     <w:p>
@@ -3289,17 +3169,17 @@
     </w:p>
     <w:p>
       <w:pPr>
-        <w:spacing w:after="120"/>
+        <w:ind w:left="454"/>
       </w:pPr>
       <w:r>
         <w:rPr>
           <w:rFonts w:ascii="Meiryo" w:hAnsi="Meiryo" w:eastAsia="Meiryo"/>
           <w:b w:val="0"/>
           <w:i w:val="0"/>
-          <w:color w:val="1F2933"/>
-          <w:sz w:val="21"/>
-        </w:rPr>
-        <w:t>&gt;</w:t>
+          <w:color w:val="1B3A5C"/>
+          <w:sz w:val="21"/>
+        </w:rPr>
+        <w:t>作法は、日本の礼儀として全員が学びます。</w:t>
       </w:r>
     </w:p>
     <w:p>
@@ -3314,37 +3194,7 @@
           <w:color w:val="1B3A5C"/>
           <w:sz w:val="21"/>
         </w:rPr>
-        <w:t>作法は、日本の礼儀として全員が学びます。</w:t>
-      </w:r>
-    </w:p>
-    <w:p>
-      <w:pPr>
-        <w:ind w:left="454"/>
-      </w:pPr>
-      <w:r>
-        <w:rPr>
-          <w:rFonts w:ascii="Meiryo" w:hAnsi="Meiryo" w:eastAsia="Meiryo"/>
-          <w:b w:val="0"/>
-          <w:i w:val="0"/>
-          <w:color w:val="1B3A5C"/>
-          <w:sz w:val="21"/>
-        </w:rPr>
         <w:t>けれど、なにを祈るかは、祈らないことも含めて、その子の自由です。</w:t>
-      </w:r>
-    </w:p>
-    <w:p>
-      <w:pPr>
-        <w:spacing w:after="120"/>
-      </w:pPr>
-      <w:r>
-        <w:rPr>
-          <w:rFonts w:ascii="Meiryo" w:hAnsi="Meiryo" w:eastAsia="Meiryo"/>
-          <w:b w:val="0"/>
-          <w:i w:val="0"/>
-          <w:color w:val="1F2933"/>
-          <w:sz w:val="21"/>
-        </w:rPr>
-        <w:t>&gt;</w:t>
       </w:r>
     </w:p>
     <w:p>
@@ -3648,17 +3498,17 @@
     </w:p>
     <w:p>
       <w:pPr>
-        <w:spacing w:after="120"/>
+        <w:ind w:left="454"/>
       </w:pPr>
       <w:r>
         <w:rPr>
           <w:rFonts w:ascii="Meiryo" w:hAnsi="Meiryo" w:eastAsia="Meiryo"/>
           <w:b w:val="0"/>
           <w:i w:val="0"/>
-          <w:color w:val="1F2933"/>
-          <w:sz w:val="21"/>
-        </w:rPr>
-        <w:t>&gt;</w:t>
+          <w:color w:val="1B3A5C"/>
+          <w:sz w:val="21"/>
+        </w:rPr>
+        <w:t>日本の子は、この三日間ずっと、説明する側に立っていました。</w:t>
       </w:r>
     </w:p>
     <w:p>
@@ -3673,67 +3523,22 @@
           <w:color w:val="1B3A5C"/>
           <w:sz w:val="21"/>
         </w:rPr>
-        <w:t>日本の子は、この三日間ずっと、説明する側に立っていました。</w:t>
-      </w:r>
-    </w:p>
-    <w:p>
-      <w:pPr>
-        <w:spacing w:after="120"/>
+        <w:t>なぜ靴を揃えるのか。なぜ橋の前で礼をするのか。</w:t>
+      </w:r>
+    </w:p>
+    <w:p>
+      <w:pPr>
+        <w:ind w:left="454"/>
       </w:pPr>
       <w:r>
         <w:rPr>
           <w:rFonts w:ascii="Meiryo" w:hAnsi="Meiryo" w:eastAsia="Meiryo"/>
           <w:b w:val="0"/>
           <w:i w:val="0"/>
-          <w:color w:val="1F2933"/>
-          <w:sz w:val="21"/>
-        </w:rPr>
-        <w:t>&gt;</w:t>
-      </w:r>
-    </w:p>
-    <w:p>
-      <w:pPr>
-        <w:ind w:left="454"/>
-      </w:pPr>
-      <w:r>
-        <w:rPr>
-          <w:rFonts w:ascii="Meiryo" w:hAnsi="Meiryo" w:eastAsia="Meiryo"/>
-          <w:b w:val="0"/>
-          <w:i w:val="0"/>
           <w:color w:val="1B3A5C"/>
           <w:sz w:val="21"/>
         </w:rPr>
-        <w:t>なぜ靴を揃えるのか。なぜ橋の前で礼をするのか。</w:t>
-      </w:r>
-    </w:p>
-    <w:p>
-      <w:pPr>
-        <w:ind w:left="454"/>
-      </w:pPr>
-      <w:r>
-        <w:rPr>
-          <w:rFonts w:ascii="Meiryo" w:hAnsi="Meiryo" w:eastAsia="Meiryo"/>
-          <w:b w:val="0"/>
-          <w:i w:val="0"/>
-          <w:color w:val="1B3A5C"/>
-          <w:sz w:val="21"/>
-        </w:rPr>
         <w:t>通じない相手に説明しようとしたとき、はじめて、知っているつもりだったことに気づきます。</w:t>
-      </w:r>
-    </w:p>
-    <w:p>
-      <w:pPr>
-        <w:spacing w:after="120"/>
-      </w:pPr>
-      <w:r>
-        <w:rPr>
-          <w:rFonts w:ascii="Meiryo" w:hAnsi="Meiryo" w:eastAsia="Meiryo"/>
-          <w:b w:val="0"/>
-          <w:i w:val="0"/>
-          <w:color w:val="1F2933"/>
-          <w:sz w:val="21"/>
-        </w:rPr>
-        <w:t>&gt;</w:t>
       </w:r>
     </w:p>
     <w:p>
@@ -3967,47 +3772,17 @@
     </w:p>
     <w:p>
       <w:pPr>
-        <w:spacing w:after="120"/>
+        <w:ind w:left="454"/>
       </w:pPr>
       <w:r>
         <w:rPr>
           <w:rFonts w:ascii="Meiryo" w:hAnsi="Meiryo" w:eastAsia="Meiryo"/>
           <w:b w:val="0"/>
           <w:i w:val="0"/>
-          <w:color w:val="1F2933"/>
-          <w:sz w:val="21"/>
-        </w:rPr>
-        <w:t>&gt;</w:t>
-      </w:r>
-    </w:p>
-    <w:p>
-      <w:pPr>
-        <w:ind w:left="454"/>
-      </w:pPr>
-      <w:r>
-        <w:rPr>
-          <w:rFonts w:ascii="Meiryo" w:hAnsi="Meiryo" w:eastAsia="Meiryo"/>
-          <w:b w:val="0"/>
-          <w:i w:val="0"/>
           <w:color w:val="1B3A5C"/>
           <w:sz w:val="21"/>
         </w:rPr>
         <w:t>参加した子どもの、およそ半分が、次の年も戻ってきます。</w:t>
-      </w:r>
-    </w:p>
-    <w:p>
-      <w:pPr>
-        <w:spacing w:after="120"/>
-      </w:pPr>
-      <w:r>
-        <w:rPr>
-          <w:rFonts w:ascii="Meiryo" w:hAnsi="Meiryo" w:eastAsia="Meiryo"/>
-          <w:b w:val="0"/>
-          <w:i w:val="0"/>
-          <w:color w:val="1F2933"/>
-          <w:sz w:val="21"/>
-        </w:rPr>
-        <w:t>&gt;</w:t>
       </w:r>
     </w:p>
     <w:p>
